--- a/Deutsch_7A/Balladen/Woche2/Tafelskript_Lesetechniken_wiederholen_15min.docx
+++ b/Deutsch_7A/Balladen/Woche2/Tafelskript_Lesetechniken_wiederholen_15min.docx
@@ -324,7 +324,7 @@
                 <w:sz w:val="20"/>
                 <w:szCs w:val="20"/>
               </w:rPr>
-              <w:t xml:space="preserve">4  Ziel erreicht? Heute habe ich gelernt, …</w:t>
+              <w:t xml:space="preserve">4  Zielcheck</w:t>
             </w:r>
           </w:p>
         </w:tc>
@@ -1200,7 +1200,7 @@
                 <w:sz w:val="21"/>
                 <w:szCs w:val="21"/>
               </w:rPr>
-              <w:t xml:space="preserve">Auswerten: Ziel erreicht?</w:t>
+              <w:t xml:space="preserve">Auswerten: Lösung und Zielcheck</w:t>
             </w:r>
           </w:p>
         </w:tc>
@@ -1234,7 +1234,7 @@
                 <w:sz w:val="21"/>
                 <w:szCs w:val="21"/>
               </w:rPr>
-              <w:t xml:space="preserve">vergleichen in der Kreide-Kette, schreiben „Heute habe ich gelernt, …“</w:t>
+              <w:t xml:space="preserve">verbessern A–D mit Grün, lösen eine Zielcheck-Aufgabe</w:t>
             </w:r>
           </w:p>
         </w:tc>
@@ -1287,7 +1287,7 @@
           <w:sz w:val="21"/>
           <w:szCs w:val="21"/>
         </w:rPr>
-        <w:t xml:space="preserve">Überschrift „Lesetechniken wiederholen“ · drei Lesetechniken mit „Ich lese so, wenn …“ · A–D mit Technik und Begründung · * „In der Ballade geht es um …“ · „Heute habe ich gelernt, …“</w:t>
+        <w:t xml:space="preserve">Überschrift „Lesetechniken wiederholen“ · drei Lesetechniken mit „Ich lese so, wenn …“ · A–D mit Technik und Begründung · * „In der Ballade geht es um …“ · Zielcheck (Technik + weil-Satz)</w:t>
       </w:r>
     </w:p>
     <w:p>
@@ -1337,7 +1337,7 @@
           <w:sz w:val="21"/>
           <w:szCs w:val="21"/>
         </w:rPr>
-        <w:t xml:space="preserve">Ziel, Ablauf und die Situationen A–D vor der Stunde anschreiben, A–D zunächst zugeklappt.</w:t>
+        <w:t xml:space="preserve">Ziel, Ablauf und die Situationen A–D vor der Stunde anschreiben, A–D zunächst zugeklappt. Die Lösungen A–D auf der Innenseite der Tafel vorbereiten.</w:t>
       </w:r>
     </w:p>
     <w:p>
@@ -2534,7 +2534,7 @@
           <w:sz w:val="28"/>
           <w:szCs w:val="28"/>
         </w:rPr>
-        <w:t xml:space="preserve">Auswerten: Ziel erreicht?</w:t>
+        <w:t xml:space="preserve">Auswerten: Lösung und Zielcheck</w:t>
       </w:r>
       <w:r>
         <w:rPr>
@@ -2613,7 +2613,7 @@
                 <w:sz w:val="20"/>
                 <w:szCs w:val="20"/>
               </w:rPr>
-              <w:t xml:space="preserve">kommt an die Tafel</w:t>
+              <w:t xml:space="preserve">kontrolliert</w:t>
             </w:r>
           </w:p>
         </w:tc>
@@ -2658,7 +2658,7 @@
                 <w:sz w:val="21"/>
                 <w:szCs w:val="21"/>
               </w:rPr>
-              <w:t xml:space="preserve">„Wer drankommt, schreibt den Buchstaben und die Lesetechnik an die Tafel und sagt die Begründung. Alle prüfen mit und verbessern mit Grün.“</w:t>
+              <w:t xml:space="preserve">„Ich klappe die Lösung auf. Vergleicht mit eurem Heft und verbessert mit Grün. Achtet auch auf die Begründung.“</w:t>
             </w:r>
           </w:p>
           <w:p>
@@ -2672,7 +2672,7 @@
                 <w:sz w:val="21"/>
                 <w:szCs w:val="21"/>
               </w:rPr>
-              <w:t xml:space="preserve">Kreide-Kette: vier Schüler, je eine Situation. Bei D nachfragen: „Warum reicht orientierend nicht?“</w:t>
+              <w:t xml:space="preserve">Lösung A–D aufklappen (siehe oben). Bei D kurz nachfragen: Warum reicht orientierend nicht? – Weil ich etwas erklären soll und dafür alles verstehen muss.</w:t>
             </w:r>
           </w:p>
         </w:tc>
@@ -2802,7 +2802,7 @@
                 <w:sz w:val="21"/>
                 <w:szCs w:val="21"/>
               </w:rPr>
-              <w:t xml:space="preserve">„Schaut auf unser Ziel links. Schreibt ins Heft: Heute habe ich gelernt, …“</w:t>
+              <w:t xml:space="preserve">„Zielcheck. Jetzt arbeitet ihr allein. Ihr sollt herausfinden, in welcher Strophe der Schotte die Nase sieht. Welche Lesetechnik brauchst du? Schreibe sie mit einer Begründung mit weil ins Heft. Eine Minute.“</w:t>
             </w:r>
           </w:p>
           <w:p>
@@ -2816,7 +2816,32 @@
                 <w:sz w:val="21"/>
                 <w:szCs w:val="21"/>
               </w:rPr>
-              <w:t xml:space="preserve">Ein bis zwei Schüler lesen vor. Ausblick: „In den nächsten Stunden arbeiten wir mit Paddy Fingal weiter – dafür braucht ihr die Lesetechniken.“</w:t>
+              <w:t xml:space="preserve">Herumgehen und schauen. Wer hier noch unsicher ist, wird am Mittwoch in der Wiederholung gezielt drangenommen. Ausblick: „Am Mittwoch arbeiten wir mit Paddy Fingal weiter.“</w:t>
+            </w:r>
+          </w:p>
+          <w:p>
+            <w:pPr>
+              <w:spacing w:after="0" w:before="0"/>
+            </w:pPr>
+            <w:r>
+              <w:rPr>
+                <w:rFonts w:ascii="Calibri" w:cs="Calibri" w:eastAsia="Calibri" w:hAnsi="Calibri"/>
+                <w:b/>
+                <w:bCs/>
+                <w:color w:val="5B6B8C"/>
+                <w:sz w:val="19"/>
+                <w:szCs w:val="19"/>
+              </w:rPr>
+              <w:t xml:space="preserve">Lösung: </w:t>
+            </w:r>
+            <w:r>
+              <w:rPr>
+                <w:rFonts w:ascii="Calibri" w:cs="Calibri" w:eastAsia="Calibri" w:hAnsi="Calibri"/>
+                <w:color w:val="5B6B8C"/>
+                <w:sz w:val="19"/>
+                <w:szCs w:val="19"/>
+              </w:rPr>
+              <w:t xml:space="preserve">orientierend, weil ich nur eine bestimmte Stelle suche (Str. 8)</w:t>
             </w:r>
           </w:p>
         </w:tc>
@@ -3130,7 +3155,7 @@
           <w:sz w:val="21"/>
           <w:szCs w:val="21"/>
         </w:rPr>
-        <w:t xml:space="preserve">Zuordnung mit Begründung allein, Vergleich in der Kreide-Kette mit Auftrag für alle.</w:t>
+        <w:t xml:space="preserve">Zuordnung mit Begründung allein, Selbstkontrolle mit Grün, Zielcheck mit einer neuen Aufgabe statt „Heute habe ich gelernt“ (Rückmeldung 31.10.). Keine Kreide-Kette, weil dabei in 15 Minuten der Rest der Klasse zu lange wartet.</w:t>
       </w:r>
     </w:p>
     <w:p>
